--- a/Documentacion/Documentos Scrum/Product_Backlog.docx
+++ b/Documentacion/Documentos Scrum/Product_Backlog.docx
@@ -191,17 +191,8 @@
                 <w:rFonts w:ascii="Times New Roman" w:hAnsi="Times New Roman" w:cs="Times New Roman"/>
                 <w:lang w:val="es-CO"/>
               </w:rPr>
-              <w:t xml:space="preserve"> </w:t>
-            </w:r>
-            <w:proofErr w:type="spellStart"/>
-            <w:r>
-              <w:rPr>
-                <w:rFonts w:ascii="Times New Roman" w:hAnsi="Times New Roman" w:cs="Times New Roman"/>
-                <w:lang w:val="es-CO"/>
-              </w:rPr>
-              <w:t>Story</w:t>
-            </w:r>
-            <w:proofErr w:type="spellEnd"/>
+              <w:t xml:space="preserve"> Story</w:t>
+            </w:r>
           </w:p>
         </w:tc>
         <w:tc>
@@ -229,17 +220,8 @@
                 <w:rFonts w:ascii="Times New Roman" w:hAnsi="Times New Roman" w:cs="Times New Roman"/>
                 <w:lang w:val="es-CO"/>
               </w:rPr>
-              <w:t xml:space="preserve"> </w:t>
-            </w:r>
-            <w:proofErr w:type="spellStart"/>
-            <w:r>
-              <w:rPr>
-                <w:rFonts w:ascii="Times New Roman" w:hAnsi="Times New Roman" w:cs="Times New Roman"/>
-                <w:lang w:val="es-CO"/>
-              </w:rPr>
-              <w:t>Story</w:t>
-            </w:r>
-            <w:proofErr w:type="spellEnd"/>
+              <w:t xml:space="preserve"> Story</w:t>
+            </w:r>
           </w:p>
         </w:tc>
         <w:tc>
@@ -1147,16 +1129,16 @@
         <w:tblLook w:val="04A0" w:firstRow="1" w:lastRow="0" w:firstColumn="1" w:lastColumn="0" w:noHBand="0" w:noVBand="1"/>
       </w:tblPr>
       <w:tblGrid>
-        <w:gridCol w:w="1689"/>
-        <w:gridCol w:w="1859"/>
-        <w:gridCol w:w="1813"/>
-        <w:gridCol w:w="1714"/>
-        <w:gridCol w:w="1705"/>
+        <w:gridCol w:w="1478"/>
+        <w:gridCol w:w="2083"/>
+        <w:gridCol w:w="2083"/>
+        <w:gridCol w:w="1588"/>
+        <w:gridCol w:w="1548"/>
       </w:tblGrid>
       <w:tr>
         <w:tc>
           <w:tcPr>
-            <w:tcW w:w="1719" w:type="dxa"/>
+            <w:tcW w:w="1660" w:type="dxa"/>
           </w:tcPr>
           <w:p>
             <w:pPr>
@@ -1202,7 +1184,7 @@
         </w:tc>
         <w:tc>
           <w:tcPr>
-            <w:tcW w:w="1743" w:type="dxa"/>
+            <w:tcW w:w="1881" w:type="dxa"/>
           </w:tcPr>
           <w:p>
             <w:pPr>
@@ -1221,7 +1203,7 @@
         </w:tc>
         <w:tc>
           <w:tcPr>
-            <w:tcW w:w="1732" w:type="dxa"/>
+            <w:tcW w:w="1697" w:type="dxa"/>
           </w:tcPr>
           <w:p>
             <w:pPr>
@@ -1239,7 +1221,7 @@
         </w:tc>
         <w:tc>
           <w:tcPr>
-            <w:tcW w:w="1727" w:type="dxa"/>
+            <w:tcW w:w="1683" w:type="dxa"/>
           </w:tcPr>
           <w:p>
             <w:pPr>
@@ -1259,7 +1241,7 @@
       <w:tr>
         <w:tc>
           <w:tcPr>
-            <w:tcW w:w="1719" w:type="dxa"/>
+            <w:tcW w:w="1660" w:type="dxa"/>
           </w:tcPr>
           <w:p>
             <w:pPr>
@@ -1319,7 +1301,7 @@
         </w:tc>
         <w:tc>
           <w:tcPr>
-            <w:tcW w:w="1743" w:type="dxa"/>
+            <w:tcW w:w="1881" w:type="dxa"/>
           </w:tcPr>
           <w:p>
             <w:pPr>
@@ -1349,7 +1331,7 @@
         </w:tc>
         <w:tc>
           <w:tcPr>
-            <w:tcW w:w="1732" w:type="dxa"/>
+            <w:tcW w:w="1697" w:type="dxa"/>
           </w:tcPr>
           <w:p>
             <w:pPr>
@@ -1398,7 +1380,7 @@
         </w:tc>
         <w:tc>
           <w:tcPr>
-            <w:tcW w:w="1727" w:type="dxa"/>
+            <w:tcW w:w="1683" w:type="dxa"/>
           </w:tcPr>
           <w:p>
             <w:pPr>
@@ -1418,7 +1400,7 @@
       <w:tr>
         <w:tc>
           <w:tcPr>
-            <w:tcW w:w="1719" w:type="dxa"/>
+            <w:tcW w:w="1660" w:type="dxa"/>
           </w:tcPr>
           <w:p>
             <w:pPr>
@@ -1472,7 +1454,7 @@
         </w:tc>
         <w:tc>
           <w:tcPr>
-            <w:tcW w:w="1743" w:type="dxa"/>
+            <w:tcW w:w="1881" w:type="dxa"/>
           </w:tcPr>
           <w:p>
             <w:pPr>
@@ -1526,7 +1508,7 @@
         </w:tc>
         <w:tc>
           <w:tcPr>
-            <w:tcW w:w="1732" w:type="dxa"/>
+            <w:tcW w:w="1697" w:type="dxa"/>
           </w:tcPr>
           <w:p>
             <w:pPr>
@@ -1575,7 +1557,7 @@
         </w:tc>
         <w:tc>
           <w:tcPr>
-            <w:tcW w:w="1727" w:type="dxa"/>
+            <w:tcW w:w="1683" w:type="dxa"/>
           </w:tcPr>
           <w:p>
             <w:pPr>
@@ -1595,7 +1577,7 @@
       <w:tr>
         <w:tc>
           <w:tcPr>
-            <w:tcW w:w="1719" w:type="dxa"/>
+            <w:tcW w:w="1660" w:type="dxa"/>
           </w:tcPr>
           <w:p>
             <w:pPr>
@@ -1644,7 +1626,7 @@
         </w:tc>
         <w:tc>
           <w:tcPr>
-            <w:tcW w:w="1743" w:type="dxa"/>
+            <w:tcW w:w="1881" w:type="dxa"/>
           </w:tcPr>
           <w:p>
             <w:pPr>
@@ -1662,7 +1644,7 @@
         </w:tc>
         <w:tc>
           <w:tcPr>
-            <w:tcW w:w="1732" w:type="dxa"/>
+            <w:tcW w:w="1697" w:type="dxa"/>
           </w:tcPr>
           <w:p>
             <w:pPr>
@@ -1711,7 +1693,7 @@
         </w:tc>
         <w:tc>
           <w:tcPr>
-            <w:tcW w:w="1727" w:type="dxa"/>
+            <w:tcW w:w="1683" w:type="dxa"/>
           </w:tcPr>
           <w:p>
             <w:pPr>
@@ -1731,7 +1713,7 @@
       <w:tr>
         <w:tc>
           <w:tcPr>
-            <w:tcW w:w="1719" w:type="dxa"/>
+            <w:tcW w:w="1660" w:type="dxa"/>
           </w:tcPr>
           <w:p>
             <w:pPr>
@@ -1779,7 +1761,7 @@
         </w:tc>
         <w:tc>
           <w:tcPr>
-            <w:tcW w:w="1743" w:type="dxa"/>
+            <w:tcW w:w="1881" w:type="dxa"/>
           </w:tcPr>
           <w:p>
             <w:pPr>
@@ -1821,7 +1803,7 @@
         </w:tc>
         <w:tc>
           <w:tcPr>
-            <w:tcW w:w="1732" w:type="dxa"/>
+            <w:tcW w:w="1697" w:type="dxa"/>
           </w:tcPr>
           <w:p>
             <w:pPr>
@@ -1870,7 +1852,7 @@
         </w:tc>
         <w:tc>
           <w:tcPr>
-            <w:tcW w:w="1727" w:type="dxa"/>
+            <w:tcW w:w="1683" w:type="dxa"/>
           </w:tcPr>
           <w:p>
             <w:pPr>
@@ -1890,7 +1872,7 @@
       <w:tr>
         <w:tc>
           <w:tcPr>
-            <w:tcW w:w="1719" w:type="dxa"/>
+            <w:tcW w:w="1660" w:type="dxa"/>
           </w:tcPr>
           <w:p>
             <w:pPr>
@@ -1932,7 +1914,7 @@
         </w:tc>
         <w:tc>
           <w:tcPr>
-            <w:tcW w:w="1743" w:type="dxa"/>
+            <w:tcW w:w="1881" w:type="dxa"/>
           </w:tcPr>
           <w:p>
             <w:pPr>
@@ -1956,20 +1938,13 @@
               <w:rPr>
                 <w:lang w:val="es-CO"/>
               </w:rPr>
-              <w:t xml:space="preserve"> de vista de proceso del documento de </w:t>
-            </w:r>
-            <w:r>
-              <w:rPr>
-                <w:lang w:val="es-CO"/>
-              </w:rPr>
-              <w:lastRenderedPageBreak/>
-              <w:t>arquitectura</w:t>
+              <w:t xml:space="preserve"> de vista de proceso del documento de arquitectura</w:t>
             </w:r>
           </w:p>
         </w:tc>
         <w:tc>
           <w:tcPr>
-            <w:tcW w:w="1732" w:type="dxa"/>
+            <w:tcW w:w="1697" w:type="dxa"/>
           </w:tcPr>
           <w:p>
             <w:pPr>
@@ -1983,7 +1958,6 @@
                 <w:rFonts w:ascii="Times New Roman" w:hAnsi="Times New Roman" w:cs="Times New Roman"/>
                 <w:lang w:val="es-CO"/>
               </w:rPr>
-              <w:lastRenderedPageBreak/>
               <w:t>HU-01</w:t>
             </w:r>
           </w:p>
@@ -2019,7 +1993,7 @@
         </w:tc>
         <w:tc>
           <w:tcPr>
-            <w:tcW w:w="1727" w:type="dxa"/>
+            <w:tcW w:w="1683" w:type="dxa"/>
           </w:tcPr>
           <w:p>
             <w:pPr>
@@ -2040,7 +2014,7 @@
       <w:tr>
         <w:tc>
           <w:tcPr>
-            <w:tcW w:w="1719" w:type="dxa"/>
+            <w:tcW w:w="1660" w:type="dxa"/>
           </w:tcPr>
           <w:p>
             <w:pPr>
@@ -2076,13 +2050,20 @@
               <w:rPr>
                 <w:lang w:val="es-CO"/>
               </w:rPr>
-              <w:t>Vista de implementación</w:t>
+              <w:t xml:space="preserve">Vista de </w:t>
+            </w:r>
+            <w:r>
+              <w:rPr>
+                <w:lang w:val="es-CO"/>
+              </w:rPr>
+              <w:lastRenderedPageBreak/>
+              <w:t>implementación</w:t>
             </w:r>
           </w:p>
         </w:tc>
         <w:tc>
           <w:tcPr>
-            <w:tcW w:w="1743" w:type="dxa"/>
+            <w:tcW w:w="1881" w:type="dxa"/>
           </w:tcPr>
           <w:p>
             <w:pPr>
@@ -2094,13 +2075,21 @@
               <w:rPr>
                 <w:lang w:val="es-CO"/>
               </w:rPr>
-              <w:t>Realizar sección de implementación del documento de arquitectura</w:t>
+              <w:lastRenderedPageBreak/>
+              <w:t xml:space="preserve">Realizar sección de </w:t>
+            </w:r>
+            <w:r>
+              <w:rPr>
+                <w:lang w:val="es-CO"/>
+              </w:rPr>
+              <w:lastRenderedPageBreak/>
+              <w:t>implementación del documento de arquitectura</w:t>
             </w:r>
           </w:p>
         </w:tc>
         <w:tc>
           <w:tcPr>
-            <w:tcW w:w="1732" w:type="dxa"/>
+            <w:tcW w:w="1697" w:type="dxa"/>
           </w:tcPr>
           <w:p>
             <w:pPr>
@@ -2114,6 +2103,7 @@
                 <w:rFonts w:ascii="Times New Roman" w:hAnsi="Times New Roman" w:cs="Times New Roman"/>
                 <w:lang w:val="es-CO"/>
               </w:rPr>
+              <w:lastRenderedPageBreak/>
               <w:t>HU-01</w:t>
             </w:r>
           </w:p>
@@ -2129,6 +2119,7 @@
                 <w:rFonts w:ascii="Times New Roman" w:hAnsi="Times New Roman" w:cs="Times New Roman"/>
                 <w:lang w:val="es-CO"/>
               </w:rPr>
+              <w:lastRenderedPageBreak/>
               <w:t>HU-02</w:t>
             </w:r>
           </w:p>
@@ -2150,7 +2141,7 @@
         </w:tc>
         <w:tc>
           <w:tcPr>
-            <w:tcW w:w="1727" w:type="dxa"/>
+            <w:tcW w:w="1683" w:type="dxa"/>
           </w:tcPr>
           <w:p>
             <w:pPr>
@@ -2163,6 +2154,7 @@
               <w:rPr>
                 <w:lang w:val="es-CO"/>
               </w:rPr>
+              <w:lastRenderedPageBreak/>
               <w:t>Done</w:t>
             </w:r>
           </w:p>
@@ -2171,7 +2163,7 @@
       <w:tr>
         <w:tc>
           <w:tcPr>
-            <w:tcW w:w="1719" w:type="dxa"/>
+            <w:tcW w:w="1660" w:type="dxa"/>
           </w:tcPr>
           <w:p>
             <w:pPr>
@@ -2213,7 +2205,7 @@
         </w:tc>
         <w:tc>
           <w:tcPr>
-            <w:tcW w:w="1743" w:type="dxa"/>
+            <w:tcW w:w="1881" w:type="dxa"/>
           </w:tcPr>
           <w:p>
             <w:pPr>
@@ -2245,7 +2237,7 @@
         </w:tc>
         <w:tc>
           <w:tcPr>
-            <w:tcW w:w="1732" w:type="dxa"/>
+            <w:tcW w:w="1697" w:type="dxa"/>
           </w:tcPr>
           <w:p>
             <w:pPr>
@@ -2271,7 +2263,7 @@
         </w:tc>
         <w:tc>
           <w:tcPr>
-            <w:tcW w:w="1727" w:type="dxa"/>
+            <w:tcW w:w="1683" w:type="dxa"/>
           </w:tcPr>
           <w:p>
             <w:pPr>
@@ -2301,7 +2293,7 @@
       <w:tr>
         <w:tc>
           <w:tcPr>
-            <w:tcW w:w="1719" w:type="dxa"/>
+            <w:tcW w:w="1660" w:type="dxa"/>
           </w:tcPr>
           <w:p>
             <w:pPr>
@@ -2343,7 +2335,7 @@
         </w:tc>
         <w:tc>
           <w:tcPr>
-            <w:tcW w:w="1743" w:type="dxa"/>
+            <w:tcW w:w="1881" w:type="dxa"/>
           </w:tcPr>
           <w:p>
             <w:pPr>
@@ -2361,7 +2353,7 @@
         </w:tc>
         <w:tc>
           <w:tcPr>
-            <w:tcW w:w="1732" w:type="dxa"/>
+            <w:tcW w:w="1697" w:type="dxa"/>
           </w:tcPr>
           <w:p>
             <w:pPr>
@@ -2380,7 +2372,7 @@
         </w:tc>
         <w:tc>
           <w:tcPr>
-            <w:tcW w:w="1727" w:type="dxa"/>
+            <w:tcW w:w="1683" w:type="dxa"/>
           </w:tcPr>
           <w:p>
             <w:pPr>
@@ -2388,21 +2380,12 @@
                 <w:lang w:val="es-CO"/>
               </w:rPr>
             </w:pPr>
-            <w:proofErr w:type="spellStart"/>
-            <w:r>
-              <w:rPr>
-                <w:rFonts w:ascii="Times New Roman" w:hAnsi="Times New Roman" w:cs="Times New Roman"/>
-                <w:lang w:val="es-CO"/>
-              </w:rPr>
-              <w:t>To</w:t>
-            </w:r>
-            <w:proofErr w:type="spellEnd"/>
-            <w:r>
-              <w:rPr>
-                <w:rFonts w:ascii="Times New Roman" w:hAnsi="Times New Roman" w:cs="Times New Roman"/>
-                <w:lang w:val="es-CO"/>
-              </w:rPr>
-              <w:t xml:space="preserve"> do</w:t>
+            <w:r>
+              <w:rPr>
+                <w:rFonts w:ascii="Times New Roman" w:hAnsi="Times New Roman" w:cs="Times New Roman"/>
+                <w:lang w:val="es-CO"/>
+              </w:rPr>
+              <w:t>Done</w:t>
             </w:r>
           </w:p>
         </w:tc>
@@ -2410,7 +2393,7 @@
       <w:tr>
         <w:tc>
           <w:tcPr>
-            <w:tcW w:w="1719" w:type="dxa"/>
+            <w:tcW w:w="1660" w:type="dxa"/>
           </w:tcPr>
           <w:p>
             <w:pPr>
@@ -2446,7 +2429,7 @@
         </w:tc>
         <w:tc>
           <w:tcPr>
-            <w:tcW w:w="1743" w:type="dxa"/>
+            <w:tcW w:w="1881" w:type="dxa"/>
           </w:tcPr>
           <w:p>
             <w:pPr>
@@ -2464,7 +2447,7 @@
         </w:tc>
         <w:tc>
           <w:tcPr>
-            <w:tcW w:w="1732" w:type="dxa"/>
+            <w:tcW w:w="1697" w:type="dxa"/>
           </w:tcPr>
           <w:p>
             <w:pPr>
@@ -2484,7 +2467,851 @@
         </w:tc>
         <w:tc>
           <w:tcPr>
-            <w:tcW w:w="1727" w:type="dxa"/>
+            <w:tcW w:w="1683" w:type="dxa"/>
+          </w:tcPr>
+          <w:p>
+            <w:pPr>
+              <w:rPr>
+                <w:rFonts w:ascii="Times New Roman" w:hAnsi="Times New Roman" w:cs="Times New Roman"/>
+                <w:lang w:val="es-CO"/>
+              </w:rPr>
+            </w:pPr>
+            <w:proofErr w:type="spellStart"/>
+            <w:r>
+              <w:rPr>
+                <w:rFonts w:ascii="Times New Roman" w:hAnsi="Times New Roman" w:cs="Times New Roman"/>
+                <w:lang w:val="es-CO"/>
+              </w:rPr>
+              <w:t>To</w:t>
+            </w:r>
+            <w:proofErr w:type="spellEnd"/>
+            <w:r>
+              <w:rPr>
+                <w:rFonts w:ascii="Times New Roman" w:hAnsi="Times New Roman" w:cs="Times New Roman"/>
+                <w:lang w:val="es-CO"/>
+              </w:rPr>
+              <w:t xml:space="preserve"> do</w:t>
+            </w:r>
+          </w:p>
+        </w:tc>
+      </w:tr>
+      <w:tr>
+        <w:tc>
+          <w:tcPr>
+            <w:tcW w:w="1660" w:type="dxa"/>
+          </w:tcPr>
+          <w:p>
+            <w:pPr>
+              <w:rPr>
+                <w:lang w:val="es-CO"/>
+              </w:rPr>
+            </w:pPr>
+            <w:r>
+              <w:rPr>
+                <w:lang w:val="es-CO"/>
+              </w:rPr>
+              <w:t>TT-10</w:t>
+            </w:r>
+          </w:p>
+        </w:tc>
+        <w:tc>
+          <w:tcPr>
+            <w:tcW w:w="1859" w:type="dxa"/>
+          </w:tcPr>
+          <w:p>
+            <w:pPr>
+              <w:rPr>
+                <w:lang w:val="es-CO"/>
+              </w:rPr>
+            </w:pPr>
+            <w:r>
+              <w:rPr>
+                <w:lang w:val="es-CO"/>
+              </w:rPr>
+              <w:t>Interfaz grafica</w:t>
+            </w:r>
+          </w:p>
+        </w:tc>
+        <w:tc>
+          <w:tcPr>
+            <w:tcW w:w="1881" w:type="dxa"/>
+          </w:tcPr>
+          <w:p>
+            <w:pPr>
+              <w:rPr>
+                <w:lang w:val="es-CO"/>
+              </w:rPr>
+            </w:pPr>
+            <w:r>
+              <w:rPr>
+                <w:lang w:val="es-CO"/>
+              </w:rPr>
+              <w:t>Realizar una interfaz grafica amigable con el usuario para la muestra de datos según el tipo de residuo</w:t>
+            </w:r>
+          </w:p>
+        </w:tc>
+        <w:tc>
+          <w:tcPr>
+            <w:tcW w:w="1697" w:type="dxa"/>
+          </w:tcPr>
+          <w:p>
+            <w:pPr>
+              <w:rPr>
+                <w:rFonts w:ascii="Times New Roman" w:hAnsi="Times New Roman" w:cs="Times New Roman"/>
+                <w:lang w:val="es-CO"/>
+              </w:rPr>
+            </w:pPr>
+            <w:r>
+              <w:rPr>
+                <w:rFonts w:ascii="Times New Roman" w:hAnsi="Times New Roman" w:cs="Times New Roman"/>
+                <w:lang w:val="es-CO"/>
+              </w:rPr>
+              <w:t>HU-03</w:t>
+            </w:r>
+          </w:p>
+        </w:tc>
+        <w:tc>
+          <w:tcPr>
+            <w:tcW w:w="1683" w:type="dxa"/>
+          </w:tcPr>
+          <w:p>
+            <w:pPr>
+              <w:rPr>
+                <w:rFonts w:ascii="Times New Roman" w:hAnsi="Times New Roman" w:cs="Times New Roman"/>
+                <w:lang w:val="es-CO"/>
+              </w:rPr>
+            </w:pPr>
+            <w:r>
+              <w:rPr>
+                <w:rFonts w:ascii="Times New Roman" w:hAnsi="Times New Roman" w:cs="Times New Roman"/>
+                <w:lang w:val="es-CO"/>
+              </w:rPr>
+              <w:t>Done</w:t>
+            </w:r>
+          </w:p>
+        </w:tc>
+      </w:tr>
+      <w:tr>
+        <w:tc>
+          <w:tcPr>
+            <w:tcW w:w="1660" w:type="dxa"/>
+          </w:tcPr>
+          <w:p>
+            <w:pPr>
+              <w:rPr>
+                <w:lang w:val="es-CO"/>
+              </w:rPr>
+            </w:pPr>
+            <w:r>
+              <w:rPr>
+                <w:lang w:val="es-CO"/>
+              </w:rPr>
+              <w:t>TT-1</w:t>
+            </w:r>
+            <w:r>
+              <w:rPr>
+                <w:lang w:val="es-CO"/>
+              </w:rPr>
+              <w:t>1</w:t>
+            </w:r>
+          </w:p>
+        </w:tc>
+        <w:tc>
+          <w:tcPr>
+            <w:tcW w:w="1859" w:type="dxa"/>
+          </w:tcPr>
+          <w:p>
+            <w:pPr>
+              <w:rPr>
+                <w:lang w:val="es-CO"/>
+              </w:rPr>
+            </w:pPr>
+            <w:r>
+              <w:rPr>
+                <w:lang w:val="es-CO"/>
+              </w:rPr>
+              <w:t>Pre-aprendizaje ESP32 / ESP32-CAM</w:t>
+            </w:r>
+          </w:p>
+        </w:tc>
+        <w:tc>
+          <w:tcPr>
+            <w:tcW w:w="1881" w:type="dxa"/>
+          </w:tcPr>
+          <w:p>
+            <w:pPr>
+              <w:rPr>
+                <w:lang w:val="es-CO"/>
+              </w:rPr>
+            </w:pPr>
+            <w:r>
+              <w:rPr>
+                <w:lang w:val="es-CO"/>
+              </w:rPr>
+              <w:t>Realizar pruebas técnicas con el microcontrolador ESP32 para el aprendizaje del correcto funcionamiento y toma de fotos para reentrenamiento de modelo IA para realizar tarea técnica numero 9</w:t>
+            </w:r>
+          </w:p>
+        </w:tc>
+        <w:tc>
+          <w:tcPr>
+            <w:tcW w:w="1697" w:type="dxa"/>
+          </w:tcPr>
+          <w:p>
+            <w:pPr>
+              <w:rPr>
+                <w:rFonts w:ascii="Times New Roman" w:hAnsi="Times New Roman" w:cs="Times New Roman"/>
+                <w:lang w:val="es-CO"/>
+              </w:rPr>
+            </w:pPr>
+            <w:r>
+              <w:rPr>
+                <w:rFonts w:ascii="Times New Roman" w:hAnsi="Times New Roman" w:cs="Times New Roman"/>
+                <w:lang w:val="es-CO"/>
+              </w:rPr>
+              <w:t>HU-02</w:t>
+            </w:r>
+          </w:p>
+        </w:tc>
+        <w:tc>
+          <w:tcPr>
+            <w:tcW w:w="1683" w:type="dxa"/>
+          </w:tcPr>
+          <w:p>
+            <w:pPr>
+              <w:rPr>
+                <w:rFonts w:ascii="Times New Roman" w:hAnsi="Times New Roman" w:cs="Times New Roman"/>
+                <w:lang w:val="es-CO"/>
+              </w:rPr>
+            </w:pPr>
+            <w:proofErr w:type="spellStart"/>
+            <w:r>
+              <w:rPr>
+                <w:lang w:val="es-CO"/>
+              </w:rPr>
+              <w:t>To</w:t>
+            </w:r>
+            <w:proofErr w:type="spellEnd"/>
+            <w:r>
+              <w:rPr>
+                <w:lang w:val="es-CO"/>
+              </w:rPr>
+              <w:t xml:space="preserve"> do</w:t>
+            </w:r>
+          </w:p>
+        </w:tc>
+      </w:tr>
+      <w:tr>
+        <w:tc>
+          <w:tcPr>
+            <w:tcW w:w="1660" w:type="dxa"/>
+          </w:tcPr>
+          <w:p>
+            <w:pPr>
+              <w:rPr>
+                <w:lang w:val="es-CO"/>
+              </w:rPr>
+            </w:pPr>
+            <w:r>
+              <w:rPr>
+                <w:lang w:val="es-CO"/>
+              </w:rPr>
+              <w:t>TT-1</w:t>
+            </w:r>
+            <w:r>
+              <w:rPr>
+                <w:lang w:val="es-CO"/>
+              </w:rPr>
+              <w:t>2</w:t>
+            </w:r>
+          </w:p>
+        </w:tc>
+        <w:tc>
+          <w:tcPr>
+            <w:tcW w:w="1859" w:type="dxa"/>
+          </w:tcPr>
+          <w:p>
+            <w:pPr>
+              <w:rPr>
+                <w:lang w:val="es-CO"/>
+              </w:rPr>
+            </w:pPr>
+            <w:r>
+              <w:rPr>
+                <w:lang w:val="es-CO"/>
+              </w:rPr>
+              <w:t xml:space="preserve">Pre-aprendizaje </w:t>
+            </w:r>
+            <w:proofErr w:type="spellStart"/>
+            <w:r>
+              <w:rPr>
+                <w:lang w:val="es-CO"/>
+              </w:rPr>
+              <w:t>Arduinio</w:t>
+            </w:r>
+            <w:proofErr w:type="spellEnd"/>
+          </w:p>
+        </w:tc>
+        <w:tc>
+          <w:tcPr>
+            <w:tcW w:w="1881" w:type="dxa"/>
+          </w:tcPr>
+          <w:p>
+            <w:pPr>
+              <w:rPr>
+                <w:lang w:val="es-CO"/>
+              </w:rPr>
+            </w:pPr>
+            <w:r>
+              <w:rPr>
+                <w:lang w:val="es-CO"/>
+              </w:rPr>
+              <w:t xml:space="preserve">Realizar pruebas técnicas con el microcontrolador </w:t>
+            </w:r>
+            <w:r>
+              <w:rPr>
+                <w:lang w:val="es-CO"/>
+              </w:rPr>
+              <w:t>Arduino</w:t>
+            </w:r>
+            <w:r>
+              <w:rPr>
+                <w:lang w:val="es-CO"/>
+              </w:rPr>
+              <w:t xml:space="preserve"> para el aprendizaje del correcto funcionamiento</w:t>
+            </w:r>
+          </w:p>
+        </w:tc>
+        <w:tc>
+          <w:tcPr>
+            <w:tcW w:w="1697" w:type="dxa"/>
+          </w:tcPr>
+          <w:p>
+            <w:pPr>
+              <w:rPr>
+                <w:rFonts w:ascii="Times New Roman" w:hAnsi="Times New Roman" w:cs="Times New Roman"/>
+                <w:lang w:val="es-CO"/>
+              </w:rPr>
+            </w:pPr>
+            <w:r>
+              <w:rPr>
+                <w:rFonts w:ascii="Times New Roman" w:hAnsi="Times New Roman" w:cs="Times New Roman"/>
+                <w:lang w:val="es-CO"/>
+              </w:rPr>
+              <w:t>HU-02</w:t>
+            </w:r>
+          </w:p>
+        </w:tc>
+        <w:tc>
+          <w:tcPr>
+            <w:tcW w:w="1683" w:type="dxa"/>
+          </w:tcPr>
+          <w:p>
+            <w:pPr>
+              <w:rPr>
+                <w:rFonts w:ascii="Times New Roman" w:hAnsi="Times New Roman" w:cs="Times New Roman"/>
+                <w:lang w:val="es-CO"/>
+              </w:rPr>
+            </w:pPr>
+            <w:proofErr w:type="spellStart"/>
+            <w:r>
+              <w:rPr>
+                <w:rFonts w:ascii="Times New Roman" w:hAnsi="Times New Roman" w:cs="Times New Roman"/>
+                <w:lang w:val="es-CO"/>
+              </w:rPr>
+              <w:t>To</w:t>
+            </w:r>
+            <w:proofErr w:type="spellEnd"/>
+            <w:r>
+              <w:rPr>
+                <w:rFonts w:ascii="Times New Roman" w:hAnsi="Times New Roman" w:cs="Times New Roman"/>
+                <w:lang w:val="es-CO"/>
+              </w:rPr>
+              <w:t xml:space="preserve"> do</w:t>
+            </w:r>
+          </w:p>
+        </w:tc>
+      </w:tr>
+      <w:tr>
+        <w:tc>
+          <w:tcPr>
+            <w:tcW w:w="1660" w:type="dxa"/>
+          </w:tcPr>
+          <w:p>
+            <w:pPr>
+              <w:rPr>
+                <w:lang w:val="es-CO"/>
+              </w:rPr>
+            </w:pPr>
+            <w:r>
+              <w:rPr>
+                <w:lang w:val="es-CO"/>
+              </w:rPr>
+              <w:t>TT-1</w:t>
+            </w:r>
+            <w:r>
+              <w:rPr>
+                <w:lang w:val="es-CO"/>
+              </w:rPr>
+              <w:t>3</w:t>
+            </w:r>
+          </w:p>
+        </w:tc>
+        <w:tc>
+          <w:tcPr>
+            <w:tcW w:w="1859" w:type="dxa"/>
+          </w:tcPr>
+          <w:p>
+            <w:pPr>
+              <w:rPr>
+                <w:lang w:val="es-CO"/>
+              </w:rPr>
+            </w:pPr>
+            <w:r>
+              <w:rPr>
+                <w:lang w:val="es-CO"/>
+              </w:rPr>
+              <w:t>Conexión entre microcontroladores</w:t>
+            </w:r>
+          </w:p>
+        </w:tc>
+        <w:tc>
+          <w:tcPr>
+            <w:tcW w:w="1881" w:type="dxa"/>
+          </w:tcPr>
+          <w:p>
+            <w:pPr>
+              <w:rPr>
+                <w:lang w:val="es-CO"/>
+              </w:rPr>
+            </w:pPr>
+            <w:r>
+              <w:rPr>
+                <w:lang w:val="es-CO"/>
+              </w:rPr>
+              <w:t xml:space="preserve">Pruebas de conexión y traspaso de datos </w:t>
+            </w:r>
+            <w:r>
+              <w:rPr>
+                <w:lang w:val="es-CO"/>
+              </w:rPr>
+              <w:lastRenderedPageBreak/>
+              <w:t>entre microcontroladores para futuras tareas</w:t>
+            </w:r>
+          </w:p>
+        </w:tc>
+        <w:tc>
+          <w:tcPr>
+            <w:tcW w:w="1697" w:type="dxa"/>
+          </w:tcPr>
+          <w:p>
+            <w:pPr>
+              <w:rPr>
+                <w:rFonts w:ascii="Times New Roman" w:hAnsi="Times New Roman" w:cs="Times New Roman"/>
+                <w:lang w:val="es-CO"/>
+              </w:rPr>
+            </w:pPr>
+            <w:r>
+              <w:rPr>
+                <w:rFonts w:ascii="Times New Roman" w:hAnsi="Times New Roman" w:cs="Times New Roman"/>
+                <w:lang w:val="es-CO"/>
+              </w:rPr>
+              <w:lastRenderedPageBreak/>
+              <w:t>HU-02</w:t>
+            </w:r>
+          </w:p>
+        </w:tc>
+        <w:tc>
+          <w:tcPr>
+            <w:tcW w:w="1683" w:type="dxa"/>
+          </w:tcPr>
+          <w:p>
+            <w:pPr>
+              <w:rPr>
+                <w:rFonts w:ascii="Times New Roman" w:hAnsi="Times New Roman" w:cs="Times New Roman"/>
+                <w:lang w:val="es-CO"/>
+              </w:rPr>
+            </w:pPr>
+            <w:proofErr w:type="spellStart"/>
+            <w:r>
+              <w:rPr>
+                <w:rFonts w:ascii="Times New Roman" w:hAnsi="Times New Roman" w:cs="Times New Roman"/>
+                <w:lang w:val="es-CO"/>
+              </w:rPr>
+              <w:t>To</w:t>
+            </w:r>
+            <w:proofErr w:type="spellEnd"/>
+            <w:r>
+              <w:rPr>
+                <w:rFonts w:ascii="Times New Roman" w:hAnsi="Times New Roman" w:cs="Times New Roman"/>
+                <w:lang w:val="es-CO"/>
+              </w:rPr>
+              <w:t xml:space="preserve"> do</w:t>
+            </w:r>
+          </w:p>
+        </w:tc>
+      </w:tr>
+      <w:tr>
+        <w:tc>
+          <w:tcPr>
+            <w:tcW w:w="1660" w:type="dxa"/>
+          </w:tcPr>
+          <w:p>
+            <w:pPr>
+              <w:rPr>
+                <w:lang w:val="es-CO"/>
+              </w:rPr>
+            </w:pPr>
+            <w:r>
+              <w:rPr>
+                <w:lang w:val="es-CO"/>
+              </w:rPr>
+              <w:t>TT-1</w:t>
+            </w:r>
+            <w:r>
+              <w:rPr>
+                <w:lang w:val="es-CO"/>
+              </w:rPr>
+              <w:t>4</w:t>
+            </w:r>
+          </w:p>
+        </w:tc>
+        <w:tc>
+          <w:tcPr>
+            <w:tcW w:w="1859" w:type="dxa"/>
+          </w:tcPr>
+          <w:p>
+            <w:pPr>
+              <w:rPr>
+                <w:lang w:val="es-CO"/>
+              </w:rPr>
+            </w:pPr>
+            <w:r>
+              <w:rPr>
+                <w:lang w:val="es-CO"/>
+              </w:rPr>
+              <w:t>Montaje electrónico</w:t>
+            </w:r>
+          </w:p>
+        </w:tc>
+        <w:tc>
+          <w:tcPr>
+            <w:tcW w:w="1881" w:type="dxa"/>
+          </w:tcPr>
+          <w:p>
+            <w:pPr>
+              <w:rPr>
+                <w:lang w:val="es-CO"/>
+              </w:rPr>
+            </w:pPr>
+            <w:r>
+              <w:rPr>
+                <w:lang w:val="es-CO"/>
+              </w:rPr>
+              <w:t>Montaje final de la parte electrónica del proyecto</w:t>
+            </w:r>
+          </w:p>
+        </w:tc>
+        <w:tc>
+          <w:tcPr>
+            <w:tcW w:w="1697" w:type="dxa"/>
+          </w:tcPr>
+          <w:p>
+            <w:pPr>
+              <w:rPr>
+                <w:rFonts w:ascii="Times New Roman" w:hAnsi="Times New Roman" w:cs="Times New Roman"/>
+                <w:lang w:val="es-CO"/>
+              </w:rPr>
+            </w:pPr>
+            <w:r>
+              <w:rPr>
+                <w:rFonts w:ascii="Times New Roman" w:hAnsi="Times New Roman" w:cs="Times New Roman"/>
+                <w:lang w:val="es-CO"/>
+              </w:rPr>
+              <w:t>HU-02</w:t>
+            </w:r>
+          </w:p>
+        </w:tc>
+        <w:tc>
+          <w:tcPr>
+            <w:tcW w:w="1683" w:type="dxa"/>
+          </w:tcPr>
+          <w:p>
+            <w:pPr>
+              <w:rPr>
+                <w:rFonts w:ascii="Times New Roman" w:hAnsi="Times New Roman" w:cs="Times New Roman"/>
+                <w:lang w:val="es-CO"/>
+              </w:rPr>
+            </w:pPr>
+            <w:proofErr w:type="spellStart"/>
+            <w:r>
+              <w:rPr>
+                <w:rFonts w:ascii="Times New Roman" w:hAnsi="Times New Roman" w:cs="Times New Roman"/>
+                <w:lang w:val="es-CO"/>
+              </w:rPr>
+              <w:t>To</w:t>
+            </w:r>
+            <w:proofErr w:type="spellEnd"/>
+            <w:r>
+              <w:rPr>
+                <w:rFonts w:ascii="Times New Roman" w:hAnsi="Times New Roman" w:cs="Times New Roman"/>
+                <w:lang w:val="es-CO"/>
+              </w:rPr>
+              <w:t xml:space="preserve"> do</w:t>
+            </w:r>
+          </w:p>
+        </w:tc>
+      </w:tr>
+      <w:tr>
+        <w:tc>
+          <w:tcPr>
+            <w:tcW w:w="1660" w:type="dxa"/>
+          </w:tcPr>
+          <w:p>
+            <w:pPr>
+              <w:rPr>
+                <w:lang w:val="es-CO"/>
+              </w:rPr>
+            </w:pPr>
+            <w:r>
+              <w:rPr>
+                <w:lang w:val="es-CO"/>
+              </w:rPr>
+              <w:t>TT-1</w:t>
+            </w:r>
+            <w:r>
+              <w:rPr>
+                <w:lang w:val="es-CO"/>
+              </w:rPr>
+              <w:t>5</w:t>
+            </w:r>
+          </w:p>
+        </w:tc>
+        <w:tc>
+          <w:tcPr>
+            <w:tcW w:w="1859" w:type="dxa"/>
+          </w:tcPr>
+          <w:p>
+            <w:pPr>
+              <w:rPr>
+                <w:lang w:val="es-CO"/>
+              </w:rPr>
+            </w:pPr>
+            <w:r>
+              <w:rPr>
+                <w:lang w:val="es-CO"/>
+              </w:rPr>
+              <w:t>Prototipo contenedor de basura</w:t>
+            </w:r>
+          </w:p>
+        </w:tc>
+        <w:tc>
+          <w:tcPr>
+            <w:tcW w:w="1881" w:type="dxa"/>
+          </w:tcPr>
+          <w:p>
+            <w:pPr>
+              <w:rPr>
+                <w:lang w:val="es-CO"/>
+              </w:rPr>
+            </w:pPr>
+            <w:r>
+              <w:rPr>
+                <w:lang w:val="es-CO"/>
+              </w:rPr>
+              <w:t xml:space="preserve">Armado del prototipo de contenedor de basura implementando la parte </w:t>
+            </w:r>
+            <w:r>
+              <w:rPr>
+                <w:lang w:val="es-CO"/>
+              </w:rPr>
+              <w:t>electrónica</w:t>
+            </w:r>
+            <w:r>
+              <w:rPr>
+                <w:lang w:val="es-CO"/>
+              </w:rPr>
+              <w:t xml:space="preserve"> </w:t>
+            </w:r>
+          </w:p>
+        </w:tc>
+        <w:tc>
+          <w:tcPr>
+            <w:tcW w:w="1697" w:type="dxa"/>
+          </w:tcPr>
+          <w:p>
+            <w:pPr>
+              <w:rPr>
+                <w:rFonts w:ascii="Times New Roman" w:hAnsi="Times New Roman" w:cs="Times New Roman"/>
+                <w:lang w:val="es-CO"/>
+              </w:rPr>
+            </w:pPr>
+            <w:r>
+              <w:rPr>
+                <w:rFonts w:ascii="Times New Roman" w:hAnsi="Times New Roman" w:cs="Times New Roman"/>
+                <w:lang w:val="es-CO"/>
+              </w:rPr>
+              <w:t>HU-02</w:t>
+            </w:r>
+          </w:p>
+        </w:tc>
+        <w:tc>
+          <w:tcPr>
+            <w:tcW w:w="1683" w:type="dxa"/>
+          </w:tcPr>
+          <w:p>
+            <w:pPr>
+              <w:rPr>
+                <w:rFonts w:ascii="Times New Roman" w:hAnsi="Times New Roman" w:cs="Times New Roman"/>
+                <w:lang w:val="es-CO"/>
+              </w:rPr>
+            </w:pPr>
+            <w:proofErr w:type="spellStart"/>
+            <w:r>
+              <w:rPr>
+                <w:rFonts w:ascii="Times New Roman" w:hAnsi="Times New Roman" w:cs="Times New Roman"/>
+                <w:lang w:val="es-CO"/>
+              </w:rPr>
+              <w:t>To</w:t>
+            </w:r>
+            <w:proofErr w:type="spellEnd"/>
+            <w:r>
+              <w:rPr>
+                <w:rFonts w:ascii="Times New Roman" w:hAnsi="Times New Roman" w:cs="Times New Roman"/>
+                <w:lang w:val="es-CO"/>
+              </w:rPr>
+              <w:t xml:space="preserve"> do</w:t>
+            </w:r>
+          </w:p>
+        </w:tc>
+      </w:tr>
+      <w:tr>
+        <w:tc>
+          <w:tcPr>
+            <w:tcW w:w="1660" w:type="dxa"/>
+          </w:tcPr>
+          <w:p>
+            <w:pPr>
+              <w:rPr>
+                <w:lang w:val="es-CO"/>
+              </w:rPr>
+            </w:pPr>
+            <w:r>
+              <w:rPr>
+                <w:lang w:val="es-CO"/>
+              </w:rPr>
+              <w:t>TT-1</w:t>
+            </w:r>
+            <w:r>
+              <w:rPr>
+                <w:lang w:val="es-CO"/>
+              </w:rPr>
+              <w:t>6</w:t>
+            </w:r>
+          </w:p>
+        </w:tc>
+        <w:tc>
+          <w:tcPr>
+            <w:tcW w:w="1859" w:type="dxa"/>
+          </w:tcPr>
+          <w:p>
+            <w:pPr>
+              <w:rPr>
+                <w:lang w:val="es-CO"/>
+              </w:rPr>
+            </w:pPr>
+            <w:r>
+              <w:rPr>
+                <w:lang w:val="es-CO"/>
+              </w:rPr>
+              <w:t>Pruebas de funcionamiento</w:t>
+            </w:r>
+          </w:p>
+        </w:tc>
+        <w:tc>
+          <w:tcPr>
+            <w:tcW w:w="1881" w:type="dxa"/>
+          </w:tcPr>
+          <w:p>
+            <w:pPr>
+              <w:rPr>
+                <w:lang w:val="es-CO"/>
+              </w:rPr>
+            </w:pPr>
+            <w:r>
+              <w:rPr>
+                <w:lang w:val="es-CO"/>
+              </w:rPr>
+              <w:t>Pruebas finales del funcionamiento correcto del proyecto tanto el software como hardware</w:t>
+            </w:r>
+          </w:p>
+        </w:tc>
+        <w:tc>
+          <w:tcPr>
+            <w:tcW w:w="1697" w:type="dxa"/>
+          </w:tcPr>
+          <w:p>
+            <w:pPr>
+              <w:rPr>
+                <w:rFonts w:ascii="Times New Roman" w:hAnsi="Times New Roman" w:cs="Times New Roman"/>
+                <w:lang w:val="es-CO"/>
+              </w:rPr>
+            </w:pPr>
+            <w:r>
+              <w:rPr>
+                <w:rFonts w:ascii="Times New Roman" w:hAnsi="Times New Roman" w:cs="Times New Roman"/>
+                <w:lang w:val="es-CO"/>
+              </w:rPr>
+              <w:t>HU-0</w:t>
+            </w:r>
+            <w:r>
+              <w:rPr>
+                <w:rFonts w:ascii="Times New Roman" w:hAnsi="Times New Roman" w:cs="Times New Roman"/>
+                <w:lang w:val="es-CO"/>
+              </w:rPr>
+              <w:t>1</w:t>
+            </w:r>
+          </w:p>
+          <w:p>
+            <w:pPr>
+              <w:rPr>
+                <w:rFonts w:ascii="Times New Roman" w:hAnsi="Times New Roman" w:cs="Times New Roman"/>
+                <w:lang w:val="es-CO"/>
+              </w:rPr>
+            </w:pPr>
+            <w:r>
+              <w:rPr>
+                <w:rFonts w:ascii="Times New Roman" w:hAnsi="Times New Roman" w:cs="Times New Roman"/>
+                <w:lang w:val="es-CO"/>
+              </w:rPr>
+              <w:t>HU-02</w:t>
+            </w:r>
+          </w:p>
+          <w:p>
+            <w:pPr>
+              <w:rPr>
+                <w:rFonts w:ascii="Times New Roman" w:hAnsi="Times New Roman" w:cs="Times New Roman"/>
+                <w:lang w:val="es-CO"/>
+              </w:rPr>
+            </w:pPr>
+            <w:r>
+              <w:rPr>
+                <w:rFonts w:ascii="Times New Roman" w:hAnsi="Times New Roman" w:cs="Times New Roman"/>
+                <w:lang w:val="es-CO"/>
+              </w:rPr>
+              <w:t>HU-0</w:t>
+            </w:r>
+            <w:r>
+              <w:rPr>
+                <w:rFonts w:ascii="Times New Roman" w:hAnsi="Times New Roman" w:cs="Times New Roman"/>
+                <w:lang w:val="es-CO"/>
+              </w:rPr>
+              <w:t>3</w:t>
+            </w:r>
+          </w:p>
+        </w:tc>
+        <w:tc>
+          <w:tcPr>
+            <w:tcW w:w="1683" w:type="dxa"/>
           </w:tcPr>
           <w:p>
             <w:pPr>

--- a/Documentacion/Documentos Scrum/Product_Backlog.docx
+++ b/Documentacion/Documentos Scrum/Product_Backlog.docx
@@ -2606,13 +2606,7 @@
               <w:rPr>
                 <w:lang w:val="es-CO"/>
               </w:rPr>
-              <w:t>TT-1</w:t>
-            </w:r>
-            <w:r>
-              <w:rPr>
-                <w:lang w:val="es-CO"/>
-              </w:rPr>
-              <w:t>1</w:t>
+              <w:t>TT-11</w:t>
             </w:r>
           </w:p>
         </w:tc>
@@ -2715,13 +2709,7 @@
               <w:rPr>
                 <w:lang w:val="es-CO"/>
               </w:rPr>
-              <w:t>TT-1</w:t>
-            </w:r>
-            <w:r>
-              <w:rPr>
-                <w:lang w:val="es-CO"/>
-              </w:rPr>
-              <w:t>2</w:t>
+              <w:t>TT-12</w:t>
             </w:r>
           </w:p>
         </w:tc>
@@ -2735,11 +2723,19 @@
                 <w:lang w:val="es-CO"/>
               </w:rPr>
             </w:pPr>
-            <w:r>
-              <w:rPr>
-                <w:lang w:val="es-CO"/>
-              </w:rPr>
-              <w:t xml:space="preserve">Pre-aprendizaje </w:t>
+            <w:proofErr w:type="spellStart"/>
+            <w:r>
+              <w:rPr>
+                <w:lang w:val="es-CO"/>
+              </w:rPr>
+              <w:t>Pre-aprendizaje</w:t>
+            </w:r>
+            <w:proofErr w:type="spellEnd"/>
+            <w:r>
+              <w:rPr>
+                <w:lang w:val="es-CO"/>
+              </w:rPr>
+              <w:t xml:space="preserve"> </w:t>
             </w:r>
             <w:proofErr w:type="spellStart"/>
             <w:r>
@@ -2765,19 +2761,7 @@
               <w:rPr>
                 <w:lang w:val="es-CO"/>
               </w:rPr>
-              <w:t xml:space="preserve">Realizar pruebas técnicas con el microcontrolador </w:t>
-            </w:r>
-            <w:r>
-              <w:rPr>
-                <w:lang w:val="es-CO"/>
-              </w:rPr>
-              <w:t>Arduino</w:t>
-            </w:r>
-            <w:r>
-              <w:rPr>
-                <w:lang w:val="es-CO"/>
-              </w:rPr>
-              <w:t xml:space="preserve"> para el aprendizaje del correcto funcionamiento</w:t>
+              <w:t>Realizar pruebas técnicas con el microcontrolador Arduino para el aprendizaje del correcto funcionamiento</w:t>
             </w:r>
           </w:p>
         </w:tc>
@@ -2846,13 +2830,7 @@
               <w:rPr>
                 <w:lang w:val="es-CO"/>
               </w:rPr>
-              <w:t>TT-1</w:t>
-            </w:r>
-            <w:r>
-              <w:rPr>
-                <w:lang w:val="es-CO"/>
-              </w:rPr>
-              <w:t>3</w:t>
+              <w:t>TT-13</w:t>
             </w:r>
           </w:p>
         </w:tc>
@@ -2965,13 +2943,7 @@
               <w:rPr>
                 <w:lang w:val="es-CO"/>
               </w:rPr>
-              <w:t>TT-1</w:t>
-            </w:r>
-            <w:r>
-              <w:rPr>
-                <w:lang w:val="es-CO"/>
-              </w:rPr>
-              <w:t>4</w:t>
+              <w:t>TT-14</w:t>
             </w:r>
           </w:p>
         </w:tc>
@@ -3076,13 +3048,7 @@
               <w:rPr>
                 <w:lang w:val="es-CO"/>
               </w:rPr>
-              <w:t>TT-1</w:t>
-            </w:r>
-            <w:r>
-              <w:rPr>
-                <w:lang w:val="es-CO"/>
-              </w:rPr>
-              <w:t>5</w:t>
+              <w:t>TT-15</w:t>
             </w:r>
           </w:p>
         </w:tc>
@@ -3199,13 +3165,7 @@
               <w:rPr>
                 <w:lang w:val="es-CO"/>
               </w:rPr>
-              <w:t>TT-1</w:t>
-            </w:r>
-            <w:r>
-              <w:rPr>
-                <w:lang w:val="es-CO"/>
-              </w:rPr>
-              <w:t>6</w:t>
+              <w:t>TT-16</w:t>
             </w:r>
           </w:p>
         </w:tc>
@@ -3261,14 +3221,7 @@
                 <w:rFonts w:ascii="Times New Roman" w:hAnsi="Times New Roman" w:cs="Times New Roman"/>
                 <w:lang w:val="es-CO"/>
               </w:rPr>
-              <w:t>HU-0</w:t>
-            </w:r>
-            <w:r>
-              <w:rPr>
-                <w:rFonts w:ascii="Times New Roman" w:hAnsi="Times New Roman" w:cs="Times New Roman"/>
-                <w:lang w:val="es-CO"/>
-              </w:rPr>
-              <w:t>1</w:t>
+              <w:t>HU-01</w:t>
             </w:r>
           </w:p>
           <w:p>
@@ -3298,14 +3251,7 @@
                 <w:rFonts w:ascii="Times New Roman" w:hAnsi="Times New Roman" w:cs="Times New Roman"/>
                 <w:lang w:val="es-CO"/>
               </w:rPr>
-              <w:t>HU-0</w:t>
-            </w:r>
-            <w:r>
-              <w:rPr>
-                <w:rFonts w:ascii="Times New Roman" w:hAnsi="Times New Roman" w:cs="Times New Roman"/>
-                <w:lang w:val="es-CO"/>
-              </w:rPr>
-              <w:t>3</w:t>
+              <w:t>HU-03</w:t>
             </w:r>
           </w:p>
         </w:tc>
@@ -4834,7 +4780,7 @@
       <w:szCs w:val="18"/>
     </w:rPr>
   </w:style>
-  <w:style w:type="character" w:styleId="Textoennegrita">
+  <w:style w:type="character" w:styleId="Fuerte">
     <w:name w:val="Strong"/>
     <w:basedOn w:val="Fuentedeprrafopredeter"/>
     <w:uiPriority w:val="22"/>
